--- a/Docs/Independent_DDL_Module_Design_Specification.docx
+++ b/Docs/Independent_DDL_Module_Design_Specification.docx
@@ -3586,6 +3586,126 @@
     </w:p>
     <w:p>
       <w:pPr>
+        <w:pStyle w:val="Heading2"/>
+        <w:spacing w:after="150" w:before="300"/>
+      </w:pPr>
+      <w:r>
+        <w:t xml:space="preserve">12.7  Extending a shared driver function touches every existing caller, not just the new one</w:t>
+      </w:r>
+    </w:p>
+    <w:p>
+      <w:pPr>
+        <w:spacing w:after="160"/>
+      </w:pPr>
+      <w:r>
+        <w:rPr>
+          <w:rFonts w:ascii="Calibri" w:cs="Calibri" w:eastAsia="Calibri" w:hAnsi="Calibri"/>
+          <w:b w:val="false"/>
+          <w:bCs w:val="false"/>
+          <w:i w:val="false"/>
+          <w:iCs w:val="false"/>
+          <w:sz w:val="22"/>
+          <w:szCs w:val="22"/>
+        </w:rPr>
+        <w:t xml:space="preserve">The driver-abstraction pass (2026-09-22, not part of this module's original build - see its own section elsewhere in this document, or the CRUD Execute Modules Reference document's own DDL entry, for the full account) needed dml_execute() - the same shared function DELETE and UPDATE already used successfully - to also hand back the real Oracle error text on failure, since this module's own callers embed that text directly in the client-facing response, unlike every other caller of that function. The two new parameters (out_error_message, out_error_message_size) were designed to be optional - NULL-able, no behaviour change for an existing caller that passes NULL.</w:t>
+      </w:r>
+    </w:p>
+    <w:p>
+      <w:pPr>
+        <w:spacing w:after="160"/>
+      </w:pPr>
+      <w:r>
+        <w:rPr>
+          <w:rFonts w:ascii="Calibri" w:cs="Calibri" w:eastAsia="Calibri" w:hAnsi="Calibri"/>
+          <w:b w:val="false"/>
+          <w:bCs w:val="false"/>
+          <w:i w:val="false"/>
+          <w:iCs w:val="false"/>
+          <w:sz w:val="22"/>
+          <w:szCs w:val="22"/>
+        </w:rPr>
+        <w:t xml:space="preserve">What "optional" did not mean, and very nearly got missed: C has no default-argument mechanism. Widening a function pointer's own type signature is a real, breaking change to every existing call site, even when the new parameters are semantically optional - every call already written against the old, shorter signature would have failed to compile the moment the header changed, regardless of whether that caller cared about the new capability at all. Six real call sites across the already-integrated project (DELETE's own real integration, and both DELETE's and UPDATE's own standalone test harnesses) needed updating before the change was genuinely complete - found and fixed before calling the header change done, not discovered later via a build failure elsewhere. Worth remembering for any future extension of a shared driver function: "optional" is a runtime property of the parameter, not a compile-time exemption from providing it at every call site.</w:t>
+      </w:r>
+    </w:p>
+    <w:p>
+      <w:pPr>
+        <w:spacing w:after="160"/>
+      </w:pPr>
+      <w:r>
+        <w:rPr>
+          <w:rFonts w:ascii="Calibri" w:cs="Calibri" w:eastAsia="Calibri" w:hAnsi="Calibri"/>
+          <w:b w:val="false"/>
+          <w:bCs w:val="false"/>
+          <w:i w:val="false"/>
+          <w:iCs w:val="false"/>
+          <w:sz w:val="22"/>
+          <w:szCs w:val="22"/>
+        </w:rPr>
+        <w:t xml:space="preserve">A smaller, related, and genuinely harmless side effect worth a line rather than hiding it: every DDL failure now logs its own error text twice (once from the driver's own internal logging, once from execute_ddl_statement()'s own "FAILED" summary line, which now also carries the same text via the new parameter pair) where the old CHECK_OCI_DDL macro only ever produced the latter. Confirmed via direct before/after comparison to be pure logging verbosity, not a functional change - identical operation counts, identical success/failure outcomes, identical error codes across a real, comprehensive before/after run. Left as-is by deliberate choice.</w:t>
+      </w:r>
+    </w:p>
+    <w:p>
+      <w:pPr>
+        <w:pStyle w:val="Heading2"/>
+        <w:spacing w:after="150" w:before="300"/>
+      </w:pPr>
+      <w:r>
+        <w:t xml:space="preserve">12.8  A fast failure is not the same thing as a real timeout</w:t>
+      </w:r>
+    </w:p>
+    <w:p>
+      <w:pPr>
+        <w:spacing w:after="160"/>
+      </w:pPr>
+      <w:r>
+        <w:rPr>
+          <w:rFonts w:ascii="Calibri" w:cs="Calibri" w:eastAsia="Calibri" w:hAnsi="Calibri"/>
+          <w:b w:val="false"/>
+          <w:bCs w:val="false"/>
+          <w:i w:val="false"/>
+          <w:iCs w:val="false"/>
+          <w:sz w:val="22"/>
+          <w:szCs w:val="22"/>
+        </w:rPr>
+        <w:t xml:space="preserve">During this same pass's own before/after comparison, a DROP VIEW call in the standalone test harness failed with ORA-12609 ("TNS: Receive timeout occurred") on an otherwise clean run - the kind of error that invites an immediate assumption of a connection-handling bug in the new integration, especially arriving right after a genuine, unrelated bug had already been found and fixed earlier in the same session.</w:t>
+      </w:r>
+    </w:p>
+    <w:p>
+      <w:pPr>
+        <w:spacing w:after="160"/>
+      </w:pPr>
+      <w:r>
+        <w:rPr>
+          <w:rFonts w:ascii="Calibri" w:cs="Calibri" w:eastAsia="Calibri" w:hAnsi="Calibri"/>
+          <w:b w:val="false"/>
+          <w:bCs w:val="false"/>
+          <w:i w:val="false"/>
+          <w:iCs w:val="false"/>
+          <w:sz w:val="22"/>
+          <w:szCs w:val="22"/>
+        </w:rPr>
+        <w:t xml:space="preserve">Checking the actual timestamps first, before assuming either way, told a different story: the failure arrived roughly 83 milliseconds after the statement began executing, against this deployment's own configured network_read_write_timeout of 60 seconds - a real, full timeout would have taken roughly 700 times longer to surface than this one did. A wait-and-give-up timeout and an already-dead socket returning a fast, low-level error look identical in an error message, but not in their timing. The person running the test had independently noticed a WiFi reconnection prompt around the same moment; a clean re-run afterward passed without incident.</w:t>
+      </w:r>
+    </w:p>
+    <w:p>
+      <w:pPr>
+        <w:spacing w:after="160"/>
+      </w:pPr>
+      <w:r>
+        <w:rPr>
+          <w:rFonts w:ascii="Calibri" w:cs="Calibri" w:eastAsia="Calibri" w:hAnsi="Calibri"/>
+          <w:b w:val="false"/>
+          <w:bCs w:val="false"/>
+          <w:i w:val="false"/>
+          <w:iCs w:val="false"/>
+          <w:sz w:val="22"/>
+          <w:szCs w:val="22"/>
+        </w:rPr>
+        <w:t xml:space="preserve">The general lesson, not specific to this module: when a timeout-shaped error appears, comparing its actual elapsed time against the relevant configured timeout value is a cheap, fast way to tell a genuine wait-and-fail from an already-broken connection surfacing quickly - worth doing before assuming new code is at fault, and before spending effort investigating the wrong layer entirely.</w:t>
+      </w:r>
+    </w:p>
+    <w:p>
+      <w:pPr>
         <w:pStyle w:val="Heading1"/>
         <w:spacing w:after="200" w:before="400"/>
       </w:pPr>

--- a/Docs/Independent_DDL_Module_Design_Specification.docx
+++ b/Docs/Independent_DDL_Module_Design_Specification.docx
@@ -533,247 +533,58 @@
           <w:szCs w:val="18"/>
         </w:rPr>
         <w:t xml:space="preserve">Client</w:t>
-      </w:r>
-      <w:r>
-        <w:rPr>
-          <w:rFonts w:ascii="Consolas" w:cs="Consolas" w:eastAsia="Consolas" w:hAnsi="Consolas"/>
-          <w:sz w:val="18"/>
-          <w:szCs w:val="18"/>
-        </w:rPr>
         <w:br/>
         <w:t xml:space="preserve">  |</w:t>
-      </w:r>
-      <w:r>
-        <w:rPr>
-          <w:rFonts w:ascii="Consolas" w:cs="Consolas" w:eastAsia="Consolas" w:hAnsi="Consolas"/>
-          <w:sz w:val="18"/>
-          <w:szCs w:val="18"/>
-        </w:rPr>
         <w:br/>
         <w:t xml:space="preserve">  |  &lt;operation type="CREATE_TABLE"&gt; (or CREATE_USER / GRANT / DROP_TABLE /</w:t>
-      </w:r>
-      <w:r>
-        <w:rPr>
-          <w:rFonts w:ascii="Consolas" w:cs="Consolas" w:eastAsia="Consolas" w:hAnsi="Consolas"/>
-          <w:sz w:val="18"/>
-          <w:szCs w:val="18"/>
-        </w:rPr>
         <w:br/>
         <w:t xml:space="preserve">  |   CREATE_VIEW / CREATE_PROCEDURE), same request envelope as INSERT/</w:t>
-      </w:r>
-      <w:r>
-        <w:rPr>
-          <w:rFonts w:ascii="Consolas" w:cs="Consolas" w:eastAsia="Consolas" w:hAnsi="Consolas"/>
-          <w:sz w:val="18"/>
-          <w:szCs w:val="18"/>
-        </w:rPr>
         <w:br/>
         <w:t xml:space="preserve">  |   UPDATE/DELETE, transaction required="0" (Section 11)</w:t>
-      </w:r>
-      <w:r>
-        <w:rPr>
-          <w:rFonts w:ascii="Consolas" w:cs="Consolas" w:eastAsia="Consolas" w:hAnsi="Consolas"/>
-          <w:sz w:val="18"/>
-          <w:szCs w:val="18"/>
-        </w:rPr>
         <w:br/>
         <w:t xml:space="preserve">  v</w:t>
-      </w:r>
-      <w:r>
-        <w:rPr>
-          <w:rFonts w:ascii="Consolas" w:cs="Consolas" w:eastAsia="Consolas" w:hAnsi="Consolas"/>
-          <w:sz w:val="18"/>
-          <w:szCs w:val="18"/>
-        </w:rPr>
         <w:br/>
         <w:t xml:space="preserve">Level 1  (OCI_Level1_Parser.c)</w:t>
-      </w:r>
-      <w:r>
-        <w:rPr>
-          <w:rFonts w:ascii="Consolas" w:cs="Consolas" w:eastAsia="Consolas" w:hAnsi="Consolas"/>
-          <w:sz w:val="18"/>
-          <w:szCs w:val="18"/>
-        </w:rPr>
         <w:br/>
         <w:t xml:space="preserve">  parses the operation block (XML via libxml2 / JSON via cJSON) into</w:t>
-      </w:r>
-      <w:r>
-        <w:rPr>
-          <w:rFonts w:ascii="Consolas" w:cs="Consolas" w:eastAsia="Consolas" w:hAnsi="Consolas"/>
-          <w:sz w:val="18"/>
-          <w:szCs w:val="18"/>
-        </w:rPr>
         <w:br/>
         <w:t xml:space="preserve">  the module's own *_request_t struct - independently per operation,</w:t>
-      </w:r>
-      <w:r>
-        <w:rPr>
-          <w:rFonts w:ascii="Consolas" w:cs="Consolas" w:eastAsia="Consolas" w:hAnsi="Consolas"/>
-          <w:sz w:val="18"/>
-          <w:szCs w:val="18"/>
-        </w:rPr>
         <w:br/>
         <w:t xml:space="preserve">  no type-uniformity constraint across a multi-operation request</w:t>
-      </w:r>
-      <w:r>
-        <w:rPr>
-          <w:rFonts w:ascii="Consolas" w:cs="Consolas" w:eastAsia="Consolas" w:hAnsi="Consolas"/>
-          <w:sz w:val="18"/>
-          <w:szCs w:val="18"/>
-        </w:rPr>
         <w:br/>
         <w:t xml:space="preserve">  v</w:t>
-      </w:r>
-      <w:r>
-        <w:rPr>
-          <w:rFonts w:ascii="Consolas" w:cs="Consolas" w:eastAsia="Consolas" w:hAnsi="Consolas"/>
-          <w:sz w:val="18"/>
-          <w:szCs w:val="18"/>
-        </w:rPr>
         <w:br/>
         <w:t xml:space="preserve">Level 2  (OCI_Level2_Parser.c)</w:t>
-      </w:r>
-      <w:r>
-        <w:rPr>
-          <w:rFonts w:ascii="Consolas" w:cs="Consolas" w:eastAsia="Consolas" w:hAnsi="Consolas"/>
-          <w:sz w:val="18"/>
-          <w:szCs w:val="18"/>
-        </w:rPr>
         <w:br/>
         <w:t xml:space="preserve">  level2_validate_&lt;op&gt;() - thin adapter, delegates the real field</w:t>
-      </w:r>
-      <w:r>
-        <w:rPr>
-          <w:rFonts w:ascii="Consolas" w:cs="Consolas" w:eastAsia="Consolas" w:hAnsi="Consolas"/>
-          <w:sz w:val="18"/>
-          <w:szCs w:val="18"/>
-        </w:rPr>
         <w:br/>
         <w:t xml:space="preserve">  checks to validate_&lt;op&gt;_request() in the module itself</w:t>
-      </w:r>
-      <w:r>
-        <w:rPr>
-          <w:rFonts w:ascii="Consolas" w:cs="Consolas" w:eastAsia="Consolas" w:hAnsi="Consolas"/>
-          <w:sz w:val="18"/>
-          <w:szCs w:val="18"/>
-        </w:rPr>
         <w:br/>
         <w:t xml:space="preserve">  v</w:t>
-      </w:r>
-      <w:r>
-        <w:rPr>
-          <w:rFonts w:ascii="Consolas" w:cs="Consolas" w:eastAsia="Consolas" w:hAnsi="Consolas"/>
-          <w:sz w:val="18"/>
-          <w:szCs w:val="18"/>
-        </w:rPr>
         <w:br/>
         <w:t xml:space="preserve">dispatcher.c</w:t>
-      </w:r>
-      <w:r>
-        <w:rPr>
-          <w:rFonts w:ascii="Consolas" w:cs="Consolas" w:eastAsia="Consolas" w:hAnsi="Consolas"/>
-          <w:sz w:val="18"/>
-          <w:szCs w:val="18"/>
-        </w:rPr>
         <w:br/>
         <w:t xml:space="preserve">  dispatch_&lt;op&gt;_new() - builds the DDL text via the module's own</w:t>
-      </w:r>
-      <w:r>
-        <w:rPr>
-          <w:rFonts w:ascii="Consolas" w:cs="Consolas" w:eastAsia="Consolas" w:hAnsi="Consolas"/>
-          <w:sz w:val="18"/>
-          <w:szCs w:val="18"/>
-        </w:rPr>
         <w:br/>
         <w:t xml:space="preserve">  build_&lt;op&gt;_ddl_text(), then:</w:t>
-      </w:r>
-      <w:r>
-        <w:rPr>
-          <w:rFonts w:ascii="Consolas" w:cs="Consolas" w:eastAsia="Consolas" w:hAnsi="Consolas"/>
-          <w:sz w:val="18"/>
-          <w:szCs w:val="18"/>
-        </w:rPr>
         <w:br/>
         <w:t xml:space="preserve">  v</w:t>
-      </w:r>
-      <w:r>
-        <w:rPr>
-          <w:rFonts w:ascii="Consolas" w:cs="Consolas" w:eastAsia="Consolas" w:hAnsi="Consolas"/>
-          <w:sz w:val="18"/>
-          <w:szCs w:val="18"/>
-        </w:rPr>
         <w:br/>
         <w:t xml:space="preserve">OCI_DDL_Execute_Module.c</w:t>
-      </w:r>
-      <w:r>
-        <w:rPr>
-          <w:rFonts w:ascii="Consolas" w:cs="Consolas" w:eastAsia="Consolas" w:hAnsi="Consolas"/>
-          <w:sz w:val="18"/>
-          <w:szCs w:val="18"/>
-        </w:rPr>
         <w:br/>
         <w:t xml:space="preserve">  execute_ddl_statement() - the ONE shared executor for all six</w:t>
-      </w:r>
-      <w:r>
-        <w:rPr>
-          <w:rFonts w:ascii="Consolas" w:cs="Consolas" w:eastAsia="Consolas" w:hAnsi="Consolas"/>
-          <w:sz w:val="18"/>
-          <w:szCs w:val="18"/>
-        </w:rPr>
         <w:br/>
         <w:t xml:space="preserve">  operations. OCIStmtPrepare2 + OCIStmtExecute, no binds, no rows.</w:t>
-      </w:r>
-      <w:r>
-        <w:rPr>
-          <w:rFonts w:ascii="Consolas" w:cs="Consolas" w:eastAsia="Consolas" w:hAnsi="Consolas"/>
-          <w:sz w:val="18"/>
-          <w:szCs w:val="18"/>
-        </w:rPr>
         <w:br/>
         <w:t xml:space="preserve">  v</w:t>
-      </w:r>
-      <w:r>
-        <w:rPr>
-          <w:rFonts w:ascii="Consolas" w:cs="Consolas" w:eastAsia="Consolas" w:hAnsi="Consolas"/>
-          <w:sz w:val="18"/>
-          <w:szCs w:val="18"/>
-        </w:rPr>
         <w:br/>
         <w:t xml:space="preserve">Oracle  (auto-commits the DDL, unconditionally - Section 11)</w:t>
-      </w:r>
-      <w:r>
-        <w:rPr>
-          <w:rFonts w:ascii="Consolas" w:cs="Consolas" w:eastAsia="Consolas" w:hAnsi="Consolas"/>
-          <w:sz w:val="18"/>
-          <w:szCs w:val="18"/>
-        </w:rPr>
         <w:br/>
         <w:t xml:space="preserve">  v</w:t>
-      </w:r>
-      <w:r>
-        <w:rPr>
-          <w:rFonts w:ascii="Consolas" w:cs="Consolas" w:eastAsia="Consolas" w:hAnsi="Consolas"/>
-          <w:sz w:val="18"/>
-          <w:szCs w:val="18"/>
-        </w:rPr>
         <w:br/>
         <w:t xml:space="preserve">Response: DDL_Execution_Result (XML) or equivalent JSON -</w:t>
-      </w:r>
-      <w:r>
-        <w:rPr>
-          <w:rFonts w:ascii="Consolas" w:cs="Consolas" w:eastAsia="Consolas" w:hAnsi="Consolas"/>
-          <w:sz w:val="18"/>
-          <w:szCs w:val="18"/>
-        </w:rPr>
         <w:br/>
         <w:t xml:space="preserve">  SUCCESS/FAILED, the executed DDL text, execution time, and (on</w:t>
-      </w:r>
-      <w:r>
-        <w:rPr>
-          <w:rFonts w:ascii="Consolas" w:cs="Consolas" w:eastAsia="Consolas" w:hAnsi="Consolas"/>
-          <w:sz w:val="18"/>
-          <w:szCs w:val="18"/>
-        </w:rPr>
         <w:br/>
         <w:t xml:space="preserve">  failure) the real OCIErrorGet() message</w:t>
       </w:r>
@@ -949,11 +760,26 @@
     </w:p>
     <w:p>
       <w:pPr>
+        <w:spacing w:after="160"/>
+      </w:pPr>
+      <w:r>
+        <w:rPr>
+          <w:b/>
+          <w:bCs/>
+        </w:rPr>
+        <w:t xml:space="preserve">File-organisation note (2026-09-22/23): </w:t>
+      </w:r>
+      <w:r>
+        <w:t xml:space="preserve">the six modules in 6.1-6.6 below were merged into a single OCI_DDL_Modules.c/.h. Each subsection's content - parsing/validation/tgen rules, request/response fields - is unchanged and still accurate; only the file each lives in changed. Section headings below keep the original per-module filenames for historical traceability to when each was built. Four duplicated static helpers (byte-for-byte identical across all six originals, confirmed by md5sum before merging) were de-duplicated to one copy each; everything else moved verbatim. Confirmed via the same regression signature used throughout this project (18/19/35 pass, 0 fail; matching error-log category/count). Originals kept as .c_21sep/.h_21sep backups, off the compile path.</w:t>
+      </w:r>
+    </w:p>
+    <w:p>
+      <w:pPr>
         <w:pStyle w:val="Heading2"/>
         <w:spacing w:after="150" w:before="300"/>
       </w:pPr>
       <w:r>
-        <w:t xml:space="preserve">6.1  CREATE_USER  (OCI_DDL_Create_User_Module.c / .h)</w:t>
+        <w:t xml:space="preserve">6.1  CREATE_USER  (OCI_DDL_Create_User_Module.c / .h - merged into OCI_DDL_Modules.c/.h, 2026-09-22/23, see the note above Section 6.1)</w:t>
       </w:r>
     </w:p>
     <w:p>
@@ -991,94 +817,24 @@
           <w:szCs w:val="18"/>
         </w:rPr>
         <w:t xml:space="preserve">typedef struct {</w:t>
-      </w:r>
-      <w:r>
-        <w:rPr>
-          <w:rFonts w:ascii="Consolas" w:cs="Consolas" w:eastAsia="Consolas" w:hAnsi="Consolas"/>
-          <w:sz w:val="18"/>
-          <w:szCs w:val="18"/>
-        </w:rPr>
         <w:br/>
         <w:t xml:space="preserve">    char username[128];</w:t>
-      </w:r>
-      <w:r>
-        <w:rPr>
-          <w:rFonts w:ascii="Consolas" w:cs="Consolas" w:eastAsia="Consolas" w:hAnsi="Consolas"/>
-          <w:sz w:val="18"/>
-          <w:szCs w:val="18"/>
-        </w:rPr>
         <w:br/>
         <w:t xml:space="preserve">    char identified_by[128];       /* plain text */</w:t>
-      </w:r>
-      <w:r>
-        <w:rPr>
-          <w:rFonts w:ascii="Consolas" w:cs="Consolas" w:eastAsia="Consolas" w:hAnsi="Consolas"/>
-          <w:sz w:val="18"/>
-          <w:szCs w:val="18"/>
-        </w:rPr>
         <w:br/>
         <w:t xml:space="preserve">    char default_tablespace[128];  /* "" = omit clause */</w:t>
-      </w:r>
-      <w:r>
-        <w:rPr>
-          <w:rFonts w:ascii="Consolas" w:cs="Consolas" w:eastAsia="Consolas" w:hAnsi="Consolas"/>
-          <w:sz w:val="18"/>
-          <w:szCs w:val="18"/>
-        </w:rPr>
         <w:br/>
         <w:t xml:space="preserve">    char temp_tablespace[128];     /* "" = omit clause */</w:t>
-      </w:r>
-      <w:r>
-        <w:rPr>
-          <w:rFonts w:ascii="Consolas" w:cs="Consolas" w:eastAsia="Consolas" w:hAnsi="Consolas"/>
-          <w:sz w:val="18"/>
-          <w:szCs w:val="18"/>
-        </w:rPr>
         <w:br/>
         <w:t xml:space="preserve">    char quota[32];                /* "" = omit; "UNLIMITED" or "500M" */</w:t>
-      </w:r>
-      <w:r>
-        <w:rPr>
-          <w:rFonts w:ascii="Consolas" w:cs="Consolas" w:eastAsia="Consolas" w:hAnsi="Consolas"/>
-          <w:sz w:val="18"/>
-          <w:szCs w:val="18"/>
-        </w:rPr>
         <w:br/>
         <w:t xml:space="preserve">    char quota_tablespace[128];    /* defaults to default_tablespace   */</w:t>
-      </w:r>
-      <w:r>
-        <w:rPr>
-          <w:rFonts w:ascii="Consolas" w:cs="Consolas" w:eastAsia="Consolas" w:hAnsi="Consolas"/>
-          <w:sz w:val="18"/>
-          <w:szCs w:val="18"/>
-        </w:rPr>
         <w:br/>
         <w:t xml:space="preserve">    char profile[128];             /* "" = omit clause */</w:t>
-      </w:r>
-      <w:r>
-        <w:rPr>
-          <w:rFonts w:ascii="Consolas" w:cs="Consolas" w:eastAsia="Consolas" w:hAnsi="Consolas"/>
-          <w:sz w:val="18"/>
-          <w:szCs w:val="18"/>
-        </w:rPr>
         <w:br/>
         <w:t xml:space="preserve">    int  role_count;</w:t>
-      </w:r>
-      <w:r>
-        <w:rPr>
-          <w:rFonts w:ascii="Consolas" w:cs="Consolas" w:eastAsia="Consolas" w:hAnsi="Consolas"/>
-          <w:sz w:val="18"/>
-          <w:szCs w:val="18"/>
-        </w:rPr>
         <w:br/>
         <w:t xml:space="preserve">    char roles[16][128];</w:t>
-      </w:r>
-      <w:r>
-        <w:rPr>
-          <w:rFonts w:ascii="Consolas" w:cs="Consolas" w:eastAsia="Consolas" w:hAnsi="Consolas"/>
-          <w:sz w:val="18"/>
-          <w:szCs w:val="18"/>
-        </w:rPr>
         <w:br/>
         <w:t xml:space="preserve">} create_user_request_t;</w:t>
       </w:r>
@@ -1123,7 +879,7 @@
         <w:spacing w:after="150" w:before="300"/>
       </w:pPr>
       <w:r>
-        <w:t xml:space="preserve">6.2  GRANT  (OCI_DDL_Grant_Module.c / .h)</w:t>
+        <w:t xml:space="preserve">6.2  GRANT  (OCI_DDL_Grant_Module.c / .h - merged into OCI_DDL_Modules.c/.h)</w:t>
       </w:r>
     </w:p>
     <w:p>
@@ -1144,85 +900,22 @@
           <w:szCs w:val="18"/>
         </w:rPr>
         <w:t xml:space="preserve">typedef struct {</w:t>
-      </w:r>
-      <w:r>
-        <w:rPr>
-          <w:rFonts w:ascii="Consolas" w:cs="Consolas" w:eastAsia="Consolas" w:hAnsi="Consolas"/>
-          <w:sz w:val="18"/>
-          <w:szCs w:val="18"/>
-        </w:rPr>
         <w:br/>
         <w:t xml:space="preserve">    char grantee[128];</w:t>
-      </w:r>
-      <w:r>
-        <w:rPr>
-          <w:rFonts w:ascii="Consolas" w:cs="Consolas" w:eastAsia="Consolas" w:hAnsi="Consolas"/>
-          <w:sz w:val="18"/>
-          <w:szCs w:val="18"/>
-        </w:rPr>
         <w:br/>
         <w:t xml:space="preserve">    char object_type[16];      /* "TABLE" or "VIEW" */</w:t>
-      </w:r>
-      <w:r>
-        <w:rPr>
-          <w:rFonts w:ascii="Consolas" w:cs="Consolas" w:eastAsia="Consolas" w:hAnsi="Consolas"/>
-          <w:sz w:val="18"/>
-          <w:szCs w:val="18"/>
-        </w:rPr>
         <w:br/>
         <w:t xml:space="preserve">    char object_name[128];</w:t>
-      </w:r>
-      <w:r>
-        <w:rPr>
-          <w:rFonts w:ascii="Consolas" w:cs="Consolas" w:eastAsia="Consolas" w:hAnsi="Consolas"/>
-          <w:sz w:val="18"/>
-          <w:szCs w:val="18"/>
-        </w:rPr>
         <w:br/>
         <w:t xml:space="preserve">    char owner[128];           /* "" = auto-resolve */</w:t>
-      </w:r>
-      <w:r>
-        <w:rPr>
-          <w:rFonts w:ascii="Consolas" w:cs="Consolas" w:eastAsia="Consolas" w:hAnsi="Consolas"/>
-          <w:sz w:val="18"/>
-          <w:szCs w:val="18"/>
-        </w:rPr>
         <w:br/>
         <w:t xml:space="preserve">    int  privilege_count;</w:t>
-      </w:r>
-      <w:r>
-        <w:rPr>
-          <w:rFonts w:ascii="Consolas" w:cs="Consolas" w:eastAsia="Consolas" w:hAnsi="Consolas"/>
-          <w:sz w:val="18"/>
-          <w:szCs w:val="18"/>
-        </w:rPr>
         <w:br/>
         <w:t xml:space="preserve">    char privileges[16][32];   /* SELECT, INSERT, UPDATE, DELETE, ALTER,</w:t>
-      </w:r>
-      <w:r>
-        <w:rPr>
-          <w:rFonts w:ascii="Consolas" w:cs="Consolas" w:eastAsia="Consolas" w:hAnsi="Consolas"/>
-          <w:sz w:val="18"/>
-          <w:szCs w:val="18"/>
-        </w:rPr>
         <w:br/>
         <w:t xml:space="preserve">                                   INDEX, REFERENCES, ALL, ALL PRIVILEGES */</w:t>
-      </w:r>
-      <w:r>
-        <w:rPr>
-          <w:rFonts w:ascii="Consolas" w:cs="Consolas" w:eastAsia="Consolas" w:hAnsi="Consolas"/>
-          <w:sz w:val="18"/>
-          <w:szCs w:val="18"/>
-        </w:rPr>
         <w:br/>
         <w:t xml:space="preserve">    int  with_grant_option;</w:t>
-      </w:r>
-      <w:r>
-        <w:rPr>
-          <w:rFonts w:ascii="Consolas" w:cs="Consolas" w:eastAsia="Consolas" w:hAnsi="Consolas"/>
-          <w:sz w:val="18"/>
-          <w:szCs w:val="18"/>
-        </w:rPr>
         <w:br/>
         <w:t xml:space="preserve">} grant_request_t;</w:t>
       </w:r>
@@ -1250,7 +943,7 @@
         <w:spacing w:after="150" w:before="300"/>
       </w:pPr>
       <w:r>
-        <w:t xml:space="preserve">6.3  CREATE_TABLE  (OCI_DDL_Create_Table_Module.c / .h)</w:t>
+        <w:t xml:space="preserve">6.3  CREATE_TABLE  (OCI_DDL_Create_Table_Module.c / .h - merged into OCI_DDL_Modules.c/.h)</w:t>
       </w:r>
     </w:p>
     <w:p>
@@ -1271,139 +964,34 @@
           <w:szCs w:val="18"/>
         </w:rPr>
         <w:t xml:space="preserve">typedef struct {</w:t>
-      </w:r>
-      <w:r>
-        <w:rPr>
-          <w:rFonts w:ascii="Consolas" w:cs="Consolas" w:eastAsia="Consolas" w:hAnsi="Consolas"/>
-          <w:sz w:val="18"/>
-          <w:szCs w:val="18"/>
-        </w:rPr>
         <w:br/>
         <w:t xml:space="preserve">    char name[128], data_type[16];   /* VARCHAR2, CHAR, NUMBER, DATE,</w:t>
-      </w:r>
-      <w:r>
-        <w:rPr>
-          <w:rFonts w:ascii="Consolas" w:cs="Consolas" w:eastAsia="Consolas" w:hAnsi="Consolas"/>
-          <w:sz w:val="18"/>
-          <w:szCs w:val="18"/>
-        </w:rPr>
         <w:br/>
         <w:t xml:space="preserve">                                         TIMESTAMP, CLOB, BLOB           */</w:t>
-      </w:r>
-      <w:r>
-        <w:rPr>
-          <w:rFonts w:ascii="Consolas" w:cs="Consolas" w:eastAsia="Consolas" w:hAnsi="Consolas"/>
-          <w:sz w:val="18"/>
-          <w:szCs w:val="18"/>
-        </w:rPr>
         <w:br/>
         <w:t xml:space="preserve">    int  length;                     /* VARCHAR2/CHAR                   */</w:t>
-      </w:r>
-      <w:r>
-        <w:rPr>
-          <w:rFonts w:ascii="Consolas" w:cs="Consolas" w:eastAsia="Consolas" w:hAnsi="Consolas"/>
-          <w:sz w:val="18"/>
-          <w:szCs w:val="18"/>
-        </w:rPr>
         <w:br/>
         <w:t xml:space="preserve">    int  precision, scale;           /* NUMBER                          */</w:t>
-      </w:r>
-      <w:r>
-        <w:rPr>
-          <w:rFonts w:ascii="Consolas" w:cs="Consolas" w:eastAsia="Consolas" w:hAnsi="Consolas"/>
-          <w:sz w:val="18"/>
-          <w:szCs w:val="18"/>
-        </w:rPr>
         <w:br/>
         <w:t xml:space="preserve">    int  nullable;                   /* 1 = NULL allowed (default)      */</w:t>
-      </w:r>
-      <w:r>
-        <w:rPr>
-          <w:rFonts w:ascii="Consolas" w:cs="Consolas" w:eastAsia="Consolas" w:hAnsi="Consolas"/>
-          <w:sz w:val="18"/>
-          <w:szCs w:val="18"/>
-        </w:rPr>
         <w:br/>
         <w:t xml:space="preserve">    char default_value[128];</w:t>
-      </w:r>
-      <w:r>
-        <w:rPr>
-          <w:rFonts w:ascii="Consolas" w:cs="Consolas" w:eastAsia="Consolas" w:hAnsi="Consolas"/>
-          <w:sz w:val="18"/>
-          <w:szCs w:val="18"/>
-        </w:rPr>
         <w:br/>
         <w:t xml:space="preserve">} column_def_t;</w:t>
-      </w:r>
-      <w:r>
-        <w:rPr>
-          <w:rFonts w:ascii="Consolas" w:cs="Consolas" w:eastAsia="Consolas" w:hAnsi="Consolas"/>
-          <w:sz w:val="18"/>
-          <w:szCs w:val="18"/>
-        </w:rPr>
         <w:br/>
         <w:t xml:space="preserve"/>
-      </w:r>
-      <w:r>
-        <w:rPr>
-          <w:rFonts w:ascii="Consolas" w:cs="Consolas" w:eastAsia="Consolas" w:hAnsi="Consolas"/>
-          <w:sz w:val="18"/>
-          <w:szCs w:val="18"/>
-        </w:rPr>
         <w:br/>
         <w:t xml:space="preserve">typedef struct {</w:t>
-      </w:r>
-      <w:r>
-        <w:rPr>
-          <w:rFonts w:ascii="Consolas" w:cs="Consolas" w:eastAsia="Consolas" w:hAnsi="Consolas"/>
-          <w:sz w:val="18"/>
-          <w:szCs w:val="18"/>
-        </w:rPr>
         <w:br/>
         <w:t xml:space="preserve">    char table_name[128], owner[128];</w:t>
-      </w:r>
-      <w:r>
-        <w:rPr>
-          <w:rFonts w:ascii="Consolas" w:cs="Consolas" w:eastAsia="Consolas" w:hAnsi="Consolas"/>
-          <w:sz w:val="18"/>
-          <w:szCs w:val="18"/>
-        </w:rPr>
         <w:br/>
         <w:t xml:space="preserve">    int  column_count;</w:t>
-      </w:r>
-      <w:r>
-        <w:rPr>
-          <w:rFonts w:ascii="Consolas" w:cs="Consolas" w:eastAsia="Consolas" w:hAnsi="Consolas"/>
-          <w:sz w:val="18"/>
-          <w:szCs w:val="18"/>
-        </w:rPr>
         <w:br/>
         <w:t xml:space="preserve">    column_def_t columns[64];</w:t>
-      </w:r>
-      <w:r>
-        <w:rPr>
-          <w:rFonts w:ascii="Consolas" w:cs="Consolas" w:eastAsia="Consolas" w:hAnsi="Consolas"/>
-          <w:sz w:val="18"/>
-          <w:szCs w:val="18"/>
-        </w:rPr>
         <w:br/>
         <w:t xml:space="preserve">    int  primary_key_count;</w:t>
-      </w:r>
-      <w:r>
-        <w:rPr>
-          <w:rFonts w:ascii="Consolas" w:cs="Consolas" w:eastAsia="Consolas" w:hAnsi="Consolas"/>
-          <w:sz w:val="18"/>
-          <w:szCs w:val="18"/>
-        </w:rPr>
         <w:br/>
         <w:t xml:space="preserve">    char primary_key_columns[16][128];</w:t>
-      </w:r>
-      <w:r>
-        <w:rPr>
-          <w:rFonts w:ascii="Consolas" w:cs="Consolas" w:eastAsia="Consolas" w:hAnsi="Consolas"/>
-          <w:sz w:val="18"/>
-          <w:szCs w:val="18"/>
-        </w:rPr>
         <w:br/>
         <w:t xml:space="preserve">} create_table_request_t;</w:t>
       </w:r>
@@ -1448,7 +1036,7 @@
         <w:spacing w:after="150" w:before="300"/>
       </w:pPr>
       <w:r>
-        <w:t xml:space="preserve">6.4  DROP_TABLE  (OCI_DDL_Drop_Table_Module.c / .h)</w:t>
+        <w:t xml:space="preserve">6.4  DROP_TABLE  (OCI_DDL_Drop_Table_Module.c / .h - merged into OCI_DDL_Modules.c/.h)</w:t>
       </w:r>
     </w:p>
     <w:p>
@@ -1469,67 +1057,18 @@
           <w:szCs w:val="18"/>
         </w:rPr>
         <w:t xml:space="preserve">typedef struct {</w:t>
-      </w:r>
-      <w:r>
-        <w:rPr>
-          <w:rFonts w:ascii="Consolas" w:cs="Consolas" w:eastAsia="Consolas" w:hAnsi="Consolas"/>
-          <w:sz w:val="18"/>
-          <w:szCs w:val="18"/>
-        </w:rPr>
         <w:br/>
         <w:t xml:space="preserve">    char table_name[128], owner[128];</w:t>
-      </w:r>
-      <w:r>
-        <w:rPr>
-          <w:rFonts w:ascii="Consolas" w:cs="Consolas" w:eastAsia="Consolas" w:hAnsi="Consolas"/>
-          <w:sz w:val="18"/>
-          <w:szCs w:val="18"/>
-        </w:rPr>
         <w:br/>
         <w:t xml:space="preserve">    int  cascade_constraints;   /* 0/1 */</w:t>
-      </w:r>
-      <w:r>
-        <w:rPr>
-          <w:rFonts w:ascii="Consolas" w:cs="Consolas" w:eastAsia="Consolas" w:hAnsi="Consolas"/>
-          <w:sz w:val="18"/>
-          <w:szCs w:val="18"/>
-        </w:rPr>
         <w:br/>
         <w:t xml:space="preserve">    int  purge;                 /* 0/1 */</w:t>
-      </w:r>
-      <w:r>
-        <w:rPr>
-          <w:rFonts w:ascii="Consolas" w:cs="Consolas" w:eastAsia="Consolas" w:hAnsi="Consolas"/>
-          <w:sz w:val="18"/>
-          <w:szCs w:val="18"/>
-        </w:rPr>
         <w:br/>
         <w:t xml:space="preserve">    int  confirm;   /* MUST be 1 for the execute stage to actually run</w:t>
-      </w:r>
-      <w:r>
-        <w:rPr>
-          <w:rFonts w:ascii="Consolas" w:cs="Consolas" w:eastAsia="Consolas" w:hAnsi="Consolas"/>
-          <w:sz w:val="18"/>
-          <w:szCs w:val="18"/>
-        </w:rPr>
         <w:br/>
         <w:t xml:space="preserve">                        this DROP - checked in dispatch_drop_table_new(),</w:t>
-      </w:r>
-      <w:r>
-        <w:rPr>
-          <w:rFonts w:ascii="Consolas" w:cs="Consolas" w:eastAsia="Consolas" w:hAnsi="Consolas"/>
-          <w:sz w:val="18"/>
-          <w:szCs w:val="18"/>
-        </w:rPr>
         <w:br/>
         <w:t xml:space="preserve">                        NOT in validate_drop_table_request(). */</w:t>
-      </w:r>
-      <w:r>
-        <w:rPr>
-          <w:rFonts w:ascii="Consolas" w:cs="Consolas" w:eastAsia="Consolas" w:hAnsi="Consolas"/>
-          <w:sz w:val="18"/>
-          <w:szCs w:val="18"/>
-        </w:rPr>
         <w:br/>
         <w:t xml:space="preserve">} drop_table_request_t;</w:t>
       </w:r>
@@ -1557,7 +1096,7 @@
         <w:spacing w:after="150" w:before="300"/>
       </w:pPr>
       <w:r>
-        <w:t xml:space="preserve">6.5  CREATE_VIEW  (OCI_DDL_Create_View_Module.c / .h)</w:t>
+        <w:t xml:space="preserve">6.5  CREATE_VIEW  (OCI_DDL_Create_View_Module.c / .h - merged into OCI_DDL_Modules.c/.h)</w:t>
       </w:r>
     </w:p>
     <w:p>
@@ -1578,58 +1117,16 @@
           <w:szCs w:val="18"/>
         </w:rPr>
         <w:t xml:space="preserve">typedef struct {</w:t>
-      </w:r>
-      <w:r>
-        <w:rPr>
-          <w:rFonts w:ascii="Consolas" w:cs="Consolas" w:eastAsia="Consolas" w:hAnsi="Consolas"/>
-          <w:sz w:val="18"/>
-          <w:szCs w:val="18"/>
-        </w:rPr>
         <w:br/>
         <w:t xml:space="preserve">    char view_name[128], owner[128];</w:t>
-      </w:r>
-      <w:r>
-        <w:rPr>
-          <w:rFonts w:ascii="Consolas" w:cs="Consolas" w:eastAsia="Consolas" w:hAnsi="Consolas"/>
-          <w:sz w:val="18"/>
-          <w:szCs w:val="18"/>
-        </w:rPr>
         <w:br/>
         <w:t xml:space="preserve">    int  replace, force;</w:t>
-      </w:r>
-      <w:r>
-        <w:rPr>
-          <w:rFonts w:ascii="Consolas" w:cs="Consolas" w:eastAsia="Consolas" w:hAnsi="Consolas"/>
-          <w:sz w:val="18"/>
-          <w:szCs w:val="18"/>
-        </w:rPr>
         <w:br/>
         <w:t xml:space="preserve">    int  column_count;</w:t>
-      </w:r>
-      <w:r>
-        <w:rPr>
-          <w:rFonts w:ascii="Consolas" w:cs="Consolas" w:eastAsia="Consolas" w:hAnsi="Consolas"/>
-          <w:sz w:val="18"/>
-          <w:szCs w:val="18"/>
-        </w:rPr>
         <w:br/>
         <w:t xml:space="preserve">    char columns[64][128];</w:t>
-      </w:r>
-      <w:r>
-        <w:rPr>
-          <w:rFonts w:ascii="Consolas" w:cs="Consolas" w:eastAsia="Consolas" w:hAnsi="Consolas"/>
-          <w:sz w:val="18"/>
-          <w:szCs w:val="18"/>
-        </w:rPr>
         <w:br/>
         <w:t xml:space="preserve">    char query[4000];</w:t>
-      </w:r>
-      <w:r>
-        <w:rPr>
-          <w:rFonts w:ascii="Consolas" w:cs="Consolas" w:eastAsia="Consolas" w:hAnsi="Consolas"/>
-          <w:sz w:val="18"/>
-          <w:szCs w:val="18"/>
-        </w:rPr>
         <w:br/>
         <w:t xml:space="preserve">} create_view_request_t;</w:t>
       </w:r>
@@ -1657,7 +1154,7 @@
         <w:spacing w:after="150" w:before="300"/>
       </w:pPr>
       <w:r>
-        <w:t xml:space="preserve">6.6  CREATE_PROCEDURE  (OCI_DDL_Create_Procedure_Module.c / .h)</w:t>
+        <w:t xml:space="preserve">6.6  CREATE_PROCEDURE  (OCI_DDL_Create_Procedure_Module.c / .h - merged into OCI_DDL_Modules.c/.h)</w:t>
       </w:r>
     </w:p>
     <w:p>
@@ -1678,148 +1175,36 @@
           <w:szCs w:val="18"/>
         </w:rPr>
         <w:t xml:space="preserve">typedef struct {</w:t>
-      </w:r>
-      <w:r>
-        <w:rPr>
-          <w:rFonts w:ascii="Consolas" w:cs="Consolas" w:eastAsia="Consolas" w:hAnsi="Consolas"/>
-          <w:sz w:val="18"/>
-          <w:szCs w:val="18"/>
-        </w:rPr>
         <w:br/>
         <w:t xml:space="preserve">    char name[128], data_type[16];  /* VARCHAR2, NUMBER, DATE, TIMESTAMP,</w:t>
-      </w:r>
-      <w:r>
-        <w:rPr>
-          <w:rFonts w:ascii="Consolas" w:cs="Consolas" w:eastAsia="Consolas" w:hAnsi="Consolas"/>
-          <w:sz w:val="18"/>
-          <w:szCs w:val="18"/>
-        </w:rPr>
         <w:br/>
         <w:t xml:space="preserve">                                        BOOLEAN, PLS_INTEGER, CLOB, BLOB -</w:t>
-      </w:r>
-      <w:r>
-        <w:rPr>
-          <w:rFonts w:ascii="Consolas" w:cs="Consolas" w:eastAsia="Consolas" w:hAnsi="Consolas"/>
-          <w:sz w:val="18"/>
-          <w:szCs w:val="18"/>
-        </w:rPr>
         <w:br/>
         <w:t xml:space="preserve">                                        no length/precision: Oracle does</w:t>
-      </w:r>
-      <w:r>
-        <w:rPr>
-          <w:rFonts w:ascii="Consolas" w:cs="Consolas" w:eastAsia="Consolas" w:hAnsi="Consolas"/>
-          <w:sz w:val="18"/>
-          <w:szCs w:val="18"/>
-        </w:rPr>
         <w:br/>
         <w:t xml:space="preserve">                                        not allow constrained types in a</w:t>
-      </w:r>
-      <w:r>
-        <w:rPr>
-          <w:rFonts w:ascii="Consolas" w:cs="Consolas" w:eastAsia="Consolas" w:hAnsi="Consolas"/>
-          <w:sz w:val="18"/>
-          <w:szCs w:val="18"/>
-        </w:rPr>
         <w:br/>
         <w:t xml:space="preserve">                                        parameter list                   */</w:t>
-      </w:r>
-      <w:r>
-        <w:rPr>
-          <w:rFonts w:ascii="Consolas" w:cs="Consolas" w:eastAsia="Consolas" w:hAnsi="Consolas"/>
-          <w:sz w:val="18"/>
-          <w:szCs w:val="18"/>
-        </w:rPr>
         <w:br/>
         <w:t xml:space="preserve">    char mode[8];                   /* "IN" (default), "OUT", "IN OUT"  */</w:t>
-      </w:r>
-      <w:r>
-        <w:rPr>
-          <w:rFonts w:ascii="Consolas" w:cs="Consolas" w:eastAsia="Consolas" w:hAnsi="Consolas"/>
-          <w:sz w:val="18"/>
-          <w:szCs w:val="18"/>
-        </w:rPr>
         <w:br/>
         <w:t xml:space="preserve">    char default_value[128];        /* IN parameters only               */</w:t>
-      </w:r>
-      <w:r>
-        <w:rPr>
-          <w:rFonts w:ascii="Consolas" w:cs="Consolas" w:eastAsia="Consolas" w:hAnsi="Consolas"/>
-          <w:sz w:val="18"/>
-          <w:szCs w:val="18"/>
-        </w:rPr>
         <w:br/>
         <w:t xml:space="preserve">} ddl_procedure_param_t;</w:t>
-      </w:r>
-      <w:r>
-        <w:rPr>
-          <w:rFonts w:ascii="Consolas" w:cs="Consolas" w:eastAsia="Consolas" w:hAnsi="Consolas"/>
-          <w:sz w:val="18"/>
-          <w:szCs w:val="18"/>
-        </w:rPr>
         <w:br/>
         <w:t xml:space="preserve"/>
-      </w:r>
-      <w:r>
-        <w:rPr>
-          <w:rFonts w:ascii="Consolas" w:cs="Consolas" w:eastAsia="Consolas" w:hAnsi="Consolas"/>
-          <w:sz w:val="18"/>
-          <w:szCs w:val="18"/>
-        </w:rPr>
         <w:br/>
         <w:t xml:space="preserve">typedef struct {</w:t>
-      </w:r>
-      <w:r>
-        <w:rPr>
-          <w:rFonts w:ascii="Consolas" w:cs="Consolas" w:eastAsia="Consolas" w:hAnsi="Consolas"/>
-          <w:sz w:val="18"/>
-          <w:szCs w:val="18"/>
-        </w:rPr>
         <w:br/>
         <w:t xml:space="preserve">    char procedure_name[128], owner[128];</w:t>
-      </w:r>
-      <w:r>
-        <w:rPr>
-          <w:rFonts w:ascii="Consolas" w:cs="Consolas" w:eastAsia="Consolas" w:hAnsi="Consolas"/>
-          <w:sz w:val="18"/>
-          <w:szCs w:val="18"/>
-        </w:rPr>
         <w:br/>
         <w:t xml:space="preserve">    int  replace;</w:t>
-      </w:r>
-      <w:r>
-        <w:rPr>
-          <w:rFonts w:ascii="Consolas" w:cs="Consolas" w:eastAsia="Consolas" w:hAnsi="Consolas"/>
-          <w:sz w:val="18"/>
-          <w:szCs w:val="18"/>
-        </w:rPr>
         <w:br/>
         <w:t xml:space="preserve">    int  parameter_count;</w:t>
-      </w:r>
-      <w:r>
-        <w:rPr>
-          <w:rFonts w:ascii="Consolas" w:cs="Consolas" w:eastAsia="Consolas" w:hAnsi="Consolas"/>
-          <w:sz w:val="18"/>
-          <w:szCs w:val="18"/>
-        </w:rPr>
         <w:br/>
         <w:t xml:space="preserve">    ddl_procedure_param_t parameters[32];</w:t>
-      </w:r>
-      <w:r>
-        <w:rPr>
-          <w:rFonts w:ascii="Consolas" w:cs="Consolas" w:eastAsia="Consolas" w:hAnsi="Consolas"/>
-          <w:sz w:val="18"/>
-          <w:szCs w:val="18"/>
-        </w:rPr>
         <w:br/>
         <w:t xml:space="preserve">    char body[8000];   /* opaque PL/SQL - not parsed, see 6.5 reasoning */</w:t>
-      </w:r>
-      <w:r>
-        <w:rPr>
-          <w:rFonts w:ascii="Consolas" w:cs="Consolas" w:eastAsia="Consolas" w:hAnsi="Consolas"/>
-          <w:sz w:val="18"/>
-          <w:szCs w:val="18"/>
-        </w:rPr>
         <w:br/>
         <w:t xml:space="preserve">} create_procedure_request_t;</w:t>
       </w:r>
@@ -1885,85 +1270,22 @@
           <w:szCs w:val="18"/>
         </w:rPr>
         <w:t xml:space="preserve">typedef struct {</w:t>
-      </w:r>
-      <w:r>
-        <w:rPr>
-          <w:rFonts w:ascii="Consolas" w:cs="Consolas" w:eastAsia="Consolas" w:hAnsi="Consolas"/>
-          <w:sz w:val="18"/>
-          <w:szCs w:val="18"/>
-        </w:rPr>
         <w:br/>
         <w:t xml:space="preserve">    int    success;</w:t>
-      </w:r>
-      <w:r>
-        <w:rPr>
-          <w:rFonts w:ascii="Consolas" w:cs="Consolas" w:eastAsia="Consolas" w:hAnsi="Consolas"/>
-          <w:sz w:val="18"/>
-          <w:szCs w:val="18"/>
-        </w:rPr>
         <w:br/>
         <w:t xml:space="preserve">    char   error_message[512];</w:t>
-      </w:r>
-      <w:r>
-        <w:rPr>
-          <w:rFonts w:ascii="Consolas" w:cs="Consolas" w:eastAsia="Consolas" w:hAnsi="Consolas"/>
-          <w:sz w:val="18"/>
-          <w:szCs w:val="18"/>
-        </w:rPr>
         <w:br/>
         <w:t xml:space="preserve">    double execution_time_seconds;</w:t>
-      </w:r>
-      <w:r>
-        <w:rPr>
-          <w:rFonts w:ascii="Consolas" w:cs="Consolas" w:eastAsia="Consolas" w:hAnsi="Consolas"/>
-          <w:sz w:val="18"/>
-          <w:szCs w:val="18"/>
-        </w:rPr>
         <w:br/>
         <w:t xml:space="preserve">} ddl_execution_result_t;</w:t>
-      </w:r>
-      <w:r>
-        <w:rPr>
-          <w:rFonts w:ascii="Consolas" w:cs="Consolas" w:eastAsia="Consolas" w:hAnsi="Consolas"/>
-          <w:sz w:val="18"/>
-          <w:szCs w:val="18"/>
-        </w:rPr>
         <w:br/>
         <w:t xml:space="preserve"/>
-      </w:r>
-      <w:r>
-        <w:rPr>
-          <w:rFonts w:ascii="Consolas" w:cs="Consolas" w:eastAsia="Consolas" w:hAnsi="Consolas"/>
-          <w:sz w:val="18"/>
-          <w:szCs w:val="18"/>
-        </w:rPr>
         <w:br/>
         <w:t xml:space="preserve">int execute_ddl_statement(oci_context_t *ctx, const char *ddl_text,</w:t>
-      </w:r>
-      <w:r>
-        <w:rPr>
-          <w:rFonts w:ascii="Consolas" w:cs="Consolas" w:eastAsia="Consolas" w:hAnsi="Consolas"/>
-          <w:sz w:val="18"/>
-          <w:szCs w:val="18"/>
-        </w:rPr>
         <w:br/>
         <w:t xml:space="preserve">                           const char *operation_label,</w:t>
-      </w:r>
-      <w:r>
-        <w:rPr>
-          <w:rFonts w:ascii="Consolas" w:cs="Consolas" w:eastAsia="Consolas" w:hAnsi="Consolas"/>
-          <w:sz w:val="18"/>
-          <w:szCs w:val="18"/>
-        </w:rPr>
         <w:br/>
         <w:t xml:space="preserve">                           int is_plsql_block,</w:t>
-      </w:r>
-      <w:r>
-        <w:rPr>
-          <w:rFonts w:ascii="Consolas" w:cs="Consolas" w:eastAsia="Consolas" w:hAnsi="Consolas"/>
-          <w:sz w:val="18"/>
-          <w:szCs w:val="18"/>
-        </w:rPr>
         <w:br/>
         <w:t xml:space="preserve">                           ddl_execution_result_t *result);</w:t>
       </w:r>
@@ -2493,175 +1815,42 @@
           <w:szCs w:val="18"/>
         </w:rPr>
         <w:t xml:space="preserve">&lt;operation type="CREATE_TABLE"&gt;</w:t>
-      </w:r>
-      <w:r>
-        <w:rPr>
-          <w:rFonts w:ascii="Consolas" w:cs="Consolas" w:eastAsia="Consolas" w:hAnsi="Consolas"/>
-          <w:sz w:val="18"/>
-          <w:szCs w:val="18"/>
-        </w:rPr>
         <w:br/>
         <w:t xml:space="preserve">    &lt;table_name&gt;MIGRATION_LOG&lt;/table_name&gt;</w:t>
-      </w:r>
-      <w:r>
-        <w:rPr>
-          <w:rFonts w:ascii="Consolas" w:cs="Consolas" w:eastAsia="Consolas" w:hAnsi="Consolas"/>
-          <w:sz w:val="18"/>
-          <w:szCs w:val="18"/>
-        </w:rPr>
         <w:br/>
         <w:t xml:space="preserve">    &lt;owner&gt;DATA_MANAGER&lt;/owner&gt;</w:t>
-      </w:r>
-      <w:r>
-        <w:rPr>
-          <w:rFonts w:ascii="Consolas" w:cs="Consolas" w:eastAsia="Consolas" w:hAnsi="Consolas"/>
-          <w:sz w:val="18"/>
-          <w:szCs w:val="18"/>
-        </w:rPr>
         <w:br/>
         <w:t xml:space="preserve">    &lt;columns&gt;</w:t>
-      </w:r>
-      <w:r>
-        <w:rPr>
-          <w:rFonts w:ascii="Consolas" w:cs="Consolas" w:eastAsia="Consolas" w:hAnsi="Consolas"/>
-          <w:sz w:val="18"/>
-          <w:szCs w:val="18"/>
-        </w:rPr>
         <w:br/>
         <w:t xml:space="preserve">        &lt;column&gt;</w:t>
-      </w:r>
-      <w:r>
-        <w:rPr>
-          <w:rFonts w:ascii="Consolas" w:cs="Consolas" w:eastAsia="Consolas" w:hAnsi="Consolas"/>
-          <w:sz w:val="18"/>
-          <w:szCs w:val="18"/>
-        </w:rPr>
         <w:br/>
         <w:t xml:space="preserve">            &lt;name&gt;LOG_ID&lt;/name&gt;</w:t>
-      </w:r>
-      <w:r>
-        <w:rPr>
-          <w:rFonts w:ascii="Consolas" w:cs="Consolas" w:eastAsia="Consolas" w:hAnsi="Consolas"/>
-          <w:sz w:val="18"/>
-          <w:szCs w:val="18"/>
-        </w:rPr>
         <w:br/>
         <w:t xml:space="preserve">            &lt;data_type&gt;NUMBER&lt;/data_type&gt;</w:t>
-      </w:r>
-      <w:r>
-        <w:rPr>
-          <w:rFonts w:ascii="Consolas" w:cs="Consolas" w:eastAsia="Consolas" w:hAnsi="Consolas"/>
-          <w:sz w:val="18"/>
-          <w:szCs w:val="18"/>
-        </w:rPr>
         <w:br/>
         <w:t xml:space="preserve">            &lt;precision&gt;10&lt;/precision&gt;</w:t>
-      </w:r>
-      <w:r>
-        <w:rPr>
-          <w:rFonts w:ascii="Consolas" w:cs="Consolas" w:eastAsia="Consolas" w:hAnsi="Consolas"/>
-          <w:sz w:val="18"/>
-          <w:szCs w:val="18"/>
-        </w:rPr>
         <w:br/>
         <w:t xml:space="preserve">            &lt;nullable&gt;0&lt;/nullable&gt;</w:t>
-      </w:r>
-      <w:r>
-        <w:rPr>
-          <w:rFonts w:ascii="Consolas" w:cs="Consolas" w:eastAsia="Consolas" w:hAnsi="Consolas"/>
-          <w:sz w:val="18"/>
-          <w:szCs w:val="18"/>
-        </w:rPr>
         <w:br/>
         <w:t xml:space="preserve">        &lt;/column&gt;</w:t>
-      </w:r>
-      <w:r>
-        <w:rPr>
-          <w:rFonts w:ascii="Consolas" w:cs="Consolas" w:eastAsia="Consolas" w:hAnsi="Consolas"/>
-          <w:sz w:val="18"/>
-          <w:szCs w:val="18"/>
-        </w:rPr>
         <w:br/>
         <w:t xml:space="preserve">        &lt;column&gt;</w:t>
-      </w:r>
-      <w:r>
-        <w:rPr>
-          <w:rFonts w:ascii="Consolas" w:cs="Consolas" w:eastAsia="Consolas" w:hAnsi="Consolas"/>
-          <w:sz w:val="18"/>
-          <w:szCs w:val="18"/>
-        </w:rPr>
         <w:br/>
         <w:t xml:space="preserve">            &lt;name&gt;LOG_MESSAGE&lt;/name&gt;</w:t>
-      </w:r>
-      <w:r>
-        <w:rPr>
-          <w:rFonts w:ascii="Consolas" w:cs="Consolas" w:eastAsia="Consolas" w:hAnsi="Consolas"/>
-          <w:sz w:val="18"/>
-          <w:szCs w:val="18"/>
-        </w:rPr>
         <w:br/>
         <w:t xml:space="preserve">            &lt;data_type&gt;VARCHAR2&lt;/data_type&gt;</w:t>
-      </w:r>
-      <w:r>
-        <w:rPr>
-          <w:rFonts w:ascii="Consolas" w:cs="Consolas" w:eastAsia="Consolas" w:hAnsi="Consolas"/>
-          <w:sz w:val="18"/>
-          <w:szCs w:val="18"/>
-        </w:rPr>
         <w:br/>
         <w:t xml:space="preserve">            &lt;length&gt;4000&lt;/length&gt;</w:t>
-      </w:r>
-      <w:r>
-        <w:rPr>
-          <w:rFonts w:ascii="Consolas" w:cs="Consolas" w:eastAsia="Consolas" w:hAnsi="Consolas"/>
-          <w:sz w:val="18"/>
-          <w:szCs w:val="18"/>
-        </w:rPr>
         <w:br/>
         <w:t xml:space="preserve">        &lt;/column&gt;</w:t>
-      </w:r>
-      <w:r>
-        <w:rPr>
-          <w:rFonts w:ascii="Consolas" w:cs="Consolas" w:eastAsia="Consolas" w:hAnsi="Consolas"/>
-          <w:sz w:val="18"/>
-          <w:szCs w:val="18"/>
-        </w:rPr>
         <w:br/>
         <w:t xml:space="preserve">    &lt;/columns&gt;</w:t>
-      </w:r>
-      <w:r>
-        <w:rPr>
-          <w:rFonts w:ascii="Consolas" w:cs="Consolas" w:eastAsia="Consolas" w:hAnsi="Consolas"/>
-          <w:sz w:val="18"/>
-          <w:szCs w:val="18"/>
-        </w:rPr>
         <w:br/>
         <w:t xml:space="preserve">    &lt;primary_key&gt;</w:t>
-      </w:r>
-      <w:r>
-        <w:rPr>
-          <w:rFonts w:ascii="Consolas" w:cs="Consolas" w:eastAsia="Consolas" w:hAnsi="Consolas"/>
-          <w:sz w:val="18"/>
-          <w:szCs w:val="18"/>
-        </w:rPr>
         <w:br/>
         <w:t xml:space="preserve">        &lt;column&gt;LOG_ID&lt;/column&gt;</w:t>
-      </w:r>
-      <w:r>
-        <w:rPr>
-          <w:rFonts w:ascii="Consolas" w:cs="Consolas" w:eastAsia="Consolas" w:hAnsi="Consolas"/>
-          <w:sz w:val="18"/>
-          <w:szCs w:val="18"/>
-        </w:rPr>
         <w:br/>
         <w:t xml:space="preserve">    &lt;/primary_key&gt;</w:t>
-      </w:r>
-      <w:r>
-        <w:rPr>
-          <w:rFonts w:ascii="Consolas" w:cs="Consolas" w:eastAsia="Consolas" w:hAnsi="Consolas"/>
-          <w:sz w:val="18"/>
-          <w:szCs w:val="18"/>
-        </w:rPr>
         <w:br/>
         <w:t xml:space="preserve">&lt;/operation&gt;</w:t>
       </w:r>
@@ -2701,49 +1890,14 @@
           <w:szCs w:val="18"/>
         </w:rPr>
         <w:t xml:space="preserve">&lt;DDL_Execution_Result&gt;</w:t>
-      </w:r>
-      <w:r>
-        <w:rPr>
-          <w:rFonts w:ascii="Consolas" w:cs="Consolas" w:eastAsia="Consolas" w:hAnsi="Consolas"/>
-          <w:sz w:val="18"/>
-          <w:szCs w:val="18"/>
-        </w:rPr>
         <w:br/>
         <w:t xml:space="preserve">  &lt;operation&gt;CREATE_TABLE&lt;/operation&gt;</w:t>
-      </w:r>
-      <w:r>
-        <w:rPr>
-          <w:rFonts w:ascii="Consolas" w:cs="Consolas" w:eastAsia="Consolas" w:hAnsi="Consolas"/>
-          <w:sz w:val="18"/>
-          <w:szCs w:val="18"/>
-        </w:rPr>
         <w:br/>
         <w:t xml:space="preserve">  &lt;status&gt;SUCCESS&lt;/status&gt;</w:t>
-      </w:r>
-      <w:r>
-        <w:rPr>
-          <w:rFonts w:ascii="Consolas" w:cs="Consolas" w:eastAsia="Consolas" w:hAnsi="Consolas"/>
-          <w:sz w:val="18"/>
-          <w:szCs w:val="18"/>
-        </w:rPr>
         <w:br/>
         <w:t xml:space="preserve">  &lt;executed_ddl&gt;CREATE TABLE DATA_MANAGER.MIGRATION_LOG (...);&lt;/executed_ddl&gt;</w:t>
-      </w:r>
-      <w:r>
-        <w:rPr>
-          <w:rFonts w:ascii="Consolas" w:cs="Consolas" w:eastAsia="Consolas" w:hAnsi="Consolas"/>
-          <w:sz w:val="18"/>
-          <w:szCs w:val="18"/>
-        </w:rPr>
         <w:br/>
         <w:t xml:space="preserve">  &lt;execution_time&gt;0.008234&lt;/execution_time&gt;</w:t>
-      </w:r>
-      <w:r>
-        <w:rPr>
-          <w:rFonts w:ascii="Consolas" w:cs="Consolas" w:eastAsia="Consolas" w:hAnsi="Consolas"/>
-          <w:sz w:val="18"/>
-          <w:szCs w:val="18"/>
-        </w:rPr>
         <w:br/>
         <w:t xml:space="preserve">&lt;/DDL_Execution_Result&gt;</w:t>
       </w:r>
@@ -2906,7 +2060,7 @@
                 <w:sz w:val="20"/>
                 <w:szCs w:val="20"/>
               </w:rPr>
-              <w:t xml:space="preserve">OCI_DDL_Create_User_Module.c/.h</w:t>
+              <w:t xml:space="preserve">OCI_DDL_Create_User_Module.c/.h (merged into OCI_DDL_Modules.c/.h, 2026-09-22/23)</w:t>
             </w:r>
           </w:p>
         </w:tc>
@@ -2944,7 +2098,7 @@
                 <w:sz w:val="20"/>
                 <w:szCs w:val="20"/>
               </w:rPr>
-              <w:t xml:space="preserve">OCI_DDL_Grant_Module.c/.h</w:t>
+              <w:t xml:space="preserve">OCI_DDL_Grant_Module.c/.h (merged into OCI_DDL_Modules.c/.h)</w:t>
             </w:r>
           </w:p>
         </w:tc>
@@ -2982,7 +2136,7 @@
                 <w:sz w:val="20"/>
                 <w:szCs w:val="20"/>
               </w:rPr>
-              <w:t xml:space="preserve">OCI_DDL_Create_Table_Module.c/.h</w:t>
+              <w:t xml:space="preserve">OCI_DDL_Create_Table_Module.c/.h (merged into OCI_DDL_Modules.c/.h)</w:t>
             </w:r>
           </w:p>
         </w:tc>
@@ -3020,7 +2174,7 @@
                 <w:sz w:val="20"/>
                 <w:szCs w:val="20"/>
               </w:rPr>
-              <w:t xml:space="preserve">OCI_DDL_Drop_Table_Module.c/.h</w:t>
+              <w:t xml:space="preserve">OCI_DDL_Drop_Table_Module.c/.h (merged into OCI_DDL_Modules.c/.h)</w:t>
             </w:r>
           </w:p>
         </w:tc>
@@ -3058,7 +2212,7 @@
                 <w:sz w:val="20"/>
                 <w:szCs w:val="20"/>
               </w:rPr>
-              <w:t xml:space="preserve">OCI_DDL_Create_View_Module.c/.h</w:t>
+              <w:t xml:space="preserve">OCI_DDL_Create_View_Module.c/.h (merged into OCI_DDL_Modules.c/.h)</w:t>
             </w:r>
           </w:p>
         </w:tc>
@@ -3096,7 +2250,7 @@
                 <w:sz w:val="20"/>
                 <w:szCs w:val="20"/>
               </w:rPr>
-              <w:t xml:space="preserve">OCI_DDL_Create_Procedure_Module.c/.h</w:t>
+              <w:t xml:space="preserve">OCI_DDL_Create_Procedure_Module.c/.h (merged into OCI_DDL_Modules.c/.h)</w:t>
             </w:r>
           </w:p>
         </w:tc>
